--- a/e2e/fixtures/docx/sample.docx
+++ b/e2e/fixtures/docx/sample.docx
@@ -285,137 +285,149 @@
         <w:t xml:space="preserve">Diagram of the toner compartment:</w:t>
       </w:r>
     </w:p>
-    <w:r>
-      <w:drawing>
-        <wp:inline distT="0" distB="0" distL="0" distR="0">
-          <wp:extent cx="2286000" cy="1714500"/>
-          <wp:docPr id="1" name="Picture" descr="Diagram of the printer's toner compartment"/>
-          <a:graphic>
-            <a:graphicData uri="http://schemas.openxmlformats.org/drawingml/2006/picture">
-              <pic:pic>
-                <pic:blipFill>
-                  <a:blip r:embed="rIdImage1"/>
-                </pic:blipFill>
-                <pic:spPr>
-                  <a:xfrm>
-                    <a:ext cx="2286000" cy="1714500"/>
-                  </a:xfrm>
-                </pic:spPr>
-              </pic:pic>
-            </a:graphicData>
-          </a:graphic>
-        </wp:inline>
-      </w:drawing>
-    </w:r>
+    <w:p>
+      <w:r>
+        <w:drawing>
+          <wp:inline distT="0" distB="0" distL="0" distR="0">
+            <wp:extent cx="2286000" cy="1714500"/>
+            <wp:docPr id="1" name="Picture" descr="Diagram of the printer's toner compartment"/>
+            <a:graphic>
+              <a:graphicData uri="http://schemas.openxmlformats.org/drawingml/2006/picture">
+                <pic:pic>
+                  <pic:blipFill>
+                    <a:blip r:embed="rIdImage1"/>
+                  </pic:blipFill>
+                  <pic:spPr>
+                    <a:xfrm>
+                      <a:ext cx="2286000" cy="1714500"/>
+                    </a:xfrm>
+                  </pic:spPr>
+                </pic:pic>
+              </a:graphicData>
+            </a:graphic>
+          </wp:inline>
+        </w:drawing>
+      </w:r>
+    </w:p>
     <w:p>
       <w:r>
         <w:t xml:space="preserve">Photo of a spare cartridge:</w:t>
       </w:r>
     </w:p>
-    <w:r>
-      <w:drawing>
-        <wp:inline distT="0" distB="0" distL="0" distR="0">
-          <wp:extent cx="1828800" cy="1371600"/>
-          <wp:docPr id="1" name="Picture" descr="Spare toner cartridge on a shelf"/>
-          <a:graphic>
-            <a:graphicData uri="http://schemas.openxmlformats.org/drawingml/2006/picture">
-              <pic:pic>
-                <pic:blipFill>
-                  <a:blip r:embed="rIdImage2"/>
-                </pic:blipFill>
-                <pic:spPr>
-                  <a:xfrm>
-                    <a:ext cx="1828800" cy="1371600"/>
-                  </a:xfrm>
-                </pic:spPr>
-              </pic:pic>
-            </a:graphicData>
-          </a:graphic>
-        </wp:inline>
-      </w:drawing>
-    </w:r>
+    <w:p>
+      <w:r>
+        <w:drawing>
+          <wp:inline distT="0" distB="0" distL="0" distR="0">
+            <wp:extent cx="1828800" cy="1371600"/>
+            <wp:docPr id="1" name="Picture" descr="Spare toner cartridge on a shelf"/>
+            <a:graphic>
+              <a:graphicData uri="http://schemas.openxmlformats.org/drawingml/2006/picture">
+                <pic:pic>
+                  <pic:blipFill>
+                    <a:blip r:embed="rIdImage2"/>
+                  </pic:blipFill>
+                  <pic:spPr>
+                    <a:xfrm>
+                      <a:ext cx="1828800" cy="1371600"/>
+                    </a:xfrm>
+                  </pic:spPr>
+                </pic:pic>
+              </a:graphicData>
+            </a:graphic>
+          </wp:inline>
+        </w:drawing>
+      </w:r>
+    </w:p>
     <w:p>
       <w:r>
         <w:t xml:space="preserve">A scanned label (EMF):</w:t>
       </w:r>
     </w:p>
-    <w:r>
-      <w:drawing>
-        <wp:inline distT="0" distB="0" distL="0" distR="0">
-          <wp:extent cx="1000000" cy="500000"/>
-          <wp:docPr id="1" name="Picture" descr="Scanned supplier label"/>
-          <a:graphic>
-            <a:graphicData uri="http://schemas.openxmlformats.org/drawingml/2006/picture">
-              <pic:pic>
-                <pic:blipFill>
-                  <a:blip r:embed="rIdImage3"/>
-                </pic:blipFill>
-                <pic:spPr>
-                  <a:xfrm>
-                    <a:ext cx="1000000" cy="500000"/>
-                  </a:xfrm>
-                </pic:spPr>
-              </pic:pic>
-            </a:graphicData>
-          </a:graphic>
-        </wp:inline>
-      </w:drawing>
-    </w:r>
+    <w:p>
+      <w:r>
+        <w:drawing>
+          <wp:inline distT="0" distB="0" distL="0" distR="0">
+            <wp:extent cx="1000000" cy="500000"/>
+            <wp:docPr id="1" name="Picture" descr="Scanned supplier label"/>
+            <a:graphic>
+              <a:graphicData uri="http://schemas.openxmlformats.org/drawingml/2006/picture">
+                <pic:pic>
+                  <pic:blipFill>
+                    <a:blip r:embed="rIdImage3"/>
+                  </pic:blipFill>
+                  <pic:spPr>
+                    <a:xfrm>
+                      <a:ext cx="1000000" cy="500000"/>
+                    </a:xfrm>
+                  </pic:spPr>
+                </pic:pic>
+              </a:graphicData>
+            </a:graphic>
+          </wp:inline>
+        </w:drawing>
+      </w:r>
+    </w:p>
     <w:p>
       <w:r>
         <w:t xml:space="preserve">Monthly usage:</w:t>
       </w:r>
     </w:p>
-    <w:r>
-      <w:drawing>
-        <wp:inline distT="0" distB="0" distL="0" distR="0">
-          <wp:extent cx="4572000" cy="2286000"/>
-          <wp:docPr id="2" name="Chart"/>
-          <a:graphic>
-            <a:graphicData uri="http://schemas.openxmlformats.org/drawingml/2006/chart">
-              <c:chart xmlns:c="http://schemas.openxmlformats.org/drawingml/2006/chart" r:id="rIdChart"/>
-            </a:graphicData>
-          </a:graphic>
-        </wp:inline>
-      </w:drawing>
-    </w:r>
+    <w:p>
+      <w:r>
+        <w:drawing>
+          <wp:inline distT="0" distB="0" distL="0" distR="0">
+            <wp:extent cx="4572000" cy="2286000"/>
+            <wp:docPr id="2" name="Chart"/>
+            <a:graphic>
+              <a:graphicData uri="http://schemas.openxmlformats.org/drawingml/2006/chart">
+                <c:chart xmlns:c="http://schemas.openxmlformats.org/drawingml/2006/chart" r:id="rIdChart"/>
+              </a:graphicData>
+            </a:graphic>
+          </wp:inline>
+        </w:drawing>
+      </w:r>
+    </w:p>
     <w:p>
       <w:r>
         <w:t xml:space="preserve">Office structure:</w:t>
       </w:r>
     </w:p>
-    <w:r>
-      <mc:AlternateContent xmlns:mc="http://schemas.openxmlformats.org/markup-compatibility/2006">
-        <mc:Choice Requires="dgm">
-          <w:drawing>
-            <wp:inline>
-              <wp:extent cx="1" cy="1"/>
-              <wp:docPr id="3" name="SmartArt"/>
-              <a:graphic>
-                <a:graphicData uri="http://schemas.openxmlformats.org/drawingml/2006/diagram">
-                  <dgm:relIds xmlns:dgm="http://schemas.openxmlformats.org/drawingml/2006/diagram" r:dm="rIdSmartArtData" r:lo="rIdSmartArtData" r:qs="rIdSmartArtData" r:cs="rIdSmartArtData"/>
-                </a:graphicData>
-              </a:graphic>
-            </wp:inline>
-          </w:drawing>
-        </mc:Choice>
-        <mc:Fallback>
-          <w:r>
-            <w:t xml:space="preserve">[SmartArt: office chain of command]</w:t>
-          </w:r>
-        </mc:Fallback>
-      </mc:AlternateContent>
-    </w:r>
+    <w:p>
+      <w:r>
+        <mc:AlternateContent xmlns:mc="http://schemas.openxmlformats.org/markup-compatibility/2006">
+          <mc:Choice Requires="dgm">
+            <w:drawing>
+              <wp:inline>
+                <wp:extent cx="1" cy="1"/>
+                <wp:docPr id="3" name="SmartArt"/>
+                <a:graphic>
+                  <a:graphicData uri="http://schemas.openxmlformats.org/drawingml/2006/diagram">
+                    <dgm:relIds xmlns:dgm="http://schemas.openxmlformats.org/drawingml/2006/diagram" r:dm="rIdSmartArtData" r:lo="rIdSmartArtData" r:qs="rIdSmartArtData" r:cs="rIdSmartArtData"/>
+                  </a:graphicData>
+                </a:graphic>
+              </wp:inline>
+            </w:drawing>
+          </mc:Choice>
+          <mc:Fallback>
+            <w:r>
+              <w:t xml:space="preserve">[SmartArt: office chain of command]</w:t>
+            </w:r>
+          </mc:Fallback>
+        </mc:AlternateContent>
+      </w:r>
+    </w:p>
     <w:p>
       <w:r>
         <w:t xml:space="preserve">A decorative shape:</w:t>
       </w:r>
     </w:p>
-    <w:r>
-      <w:pict xmlns:v="urn:schemas-microsoft-com:vml">
-        <v:rect id="shape1" style="width:50pt;height:50pt" fillcolor="#D9531E"/>
-      </w:pict>
-    </w:r>
+    <w:p>
+      <w:r>
+        <w:pict xmlns:v="urn:schemas-microsoft-com:vml">
+          <v:rect id="shape1" style="width:50pt;height:50pt" fillcolor="#D9531E"/>
+        </w:pict>
+      </w:r>
+    </w:p>
     <w:p>
       <w:r>
         <w:t xml:space="preserve">A quick calculation:</w:t>
